--- a/pr-preview/pr-28/chapters/code-publication-tracked-changes.docx
+++ b/pr-preview/pr-28/chapters/code-publication-tracked-changes.docx
@@ -16,7 +16,7 @@
       </w:pPr>
       <w:del w:id="1" w:author="PR Preview" w:date="2026-01-01T00:00:00Z">
         <w:r>
-          <w:delText xml:space="preserve">Last modified: 2026-10-12 21:28:22 (PDT)</w:delText>
+          <w:delText xml:space="preserve">Last modified: 2026-10-14 01:49:27 (PDT)</w:delText>
         </w:r>
       </w:del>
     </w:p>
@@ -26,7 +26,7 @@
       </w:pPr>
       <w:ins w:id="2" w:author="PR Preview" w:date="2026-01-01T00:00:00Z">
         <w:r>
-          <w:t xml:space="preserve">Last modified: 2026-10-14 01:44:13 (PDT)</w:t>
+          <w:t xml:space="preserve">Last modified: 2026-10-14 01:53:35 (PDT)</w:t>
         </w:r>
       </w:ins>
     </w:p>

--- a/pr-preview/pr-28/chapters/code-publication-tracked-changes.docx
+++ b/pr-preview/pr-28/chapters/code-publication-tracked-changes.docx
@@ -16,7 +16,7 @@
       </w:pPr>
       <w:del w:id="1" w:author="PR Preview" w:date="2026-01-01T00:00:00Z">
         <w:r>
-          <w:delText xml:space="preserve">Last modified: 2026-10-14 01:49:27 (PDT)</w:delText>
+          <w:delText xml:space="preserve">Last modified: 2026-10-14 03:38:56 (PDT)</w:delText>
         </w:r>
       </w:del>
     </w:p>
@@ -26,7 +26,7 @@
       </w:pPr>
       <w:ins w:id="2" w:author="PR Preview" w:date="2026-01-01T00:00:00Z">
         <w:r>
-          <w:t xml:space="preserve">Last modified: 2026-10-14 01:53:35 (PDT)</w:t>
+          <w:t xml:space="preserve">Last modified: 2026-10-14 04:01:08 (PDT)</w:t>
         </w:r>
       </w:ins>
     </w:p>

--- a/pr-preview/pr-28/chapters/code-publication-tracked-changes.docx
+++ b/pr-preview/pr-28/chapters/code-publication-tracked-changes.docx
@@ -16,7 +16,7 @@
       </w:pPr>
       <w:del w:id="1" w:author="PR Preview" w:date="2026-01-01T00:00:00Z">
         <w:r>
-          <w:delText xml:space="preserve">Last modified: 2026-10-14 03:38:56 (PDT)</w:delText>
+          <w:delText xml:space="preserve">Last modified: 2026-10-14 04:06:05 (PDT)</w:delText>
         </w:r>
       </w:del>
     </w:p>
@@ -26,7 +26,7 @@
       </w:pPr>
       <w:ins w:id="2" w:author="PR Preview" w:date="2026-01-01T00:00:00Z">
         <w:r>
-          <w:t xml:space="preserve">Last modified: 2026-10-14 04:01:08 (PDT)</w:t>
+          <w:t xml:space="preserve">Last modified: 2026-10-14 04:10:23 (PDT)</w:t>
         </w:r>
       </w:ins>
     </w:p>
